--- a/src/main/plantillas/Extension.docx
+++ b/src/main/plantillas/Extension.docx
@@ -175,18 +175,23 @@
     <w:p>
       <w:pPr>
         <w:spacing w:line="257" w:lineRule="auto"/>
-        <w:ind w:left="2268" w:hanging="2268"/>
         <w:rPr>
           <w:lang w:val="es-ES"/>
         </w:rPr>
       </w:pPr>
+      <w:r>
+        <w:rPr>
+          <w:rFonts w:ascii="Arial" w:hAnsi="Arial" w:cs="Arial"/>
+        </w:rPr>
+        <w:t>Código de Registro:</w:t>
+      </w:r>
       <w:r>
         <w:rPr>
           <w:rFonts w:ascii="Arial" w:hAnsi="Arial" w:cs="Arial"/>
           <w:sz w:val="20"/>
           <w:szCs w:val="20"/>
         </w:rPr>
-        <w:t>Código de Registro:</w:t>
+        <w:tab/>
       </w:r>
       <w:r>
         <w:rPr>
@@ -194,10 +199,19 @@
           <w:sz w:val="20"/>
           <w:szCs w:val="20"/>
         </w:rPr>
+        <w:t xml:space="preserve"> </w:t>
+      </w:r>
+      <w:r>
+        <w:rPr>
+          <w:rFonts w:ascii="Arial" w:hAnsi="Arial" w:cs="Arial"/>
+          <w:sz w:val="20"/>
+          <w:szCs w:val="20"/>
+        </w:rPr>
         <w:tab/>
       </w:r>
       <w:r>
         <w:rPr>
+          <w:rFonts w:ascii="Arial" w:hAnsi="Arial" w:cs="Arial"/>
           <w:b/>
           <w:bCs/>
           <w:lang w:val="es-ES"/>
@@ -207,6 +221,7 @@
       <w:proofErr w:type="spellStart"/>
       <w:r>
         <w:rPr>
+          <w:rFonts w:ascii="Arial" w:hAnsi="Arial" w:cs="Arial"/>
           <w:b/>
           <w:bCs/>
           <w:lang w:val="es-ES"/>
@@ -216,6 +231,7 @@
       <w:proofErr w:type="spellEnd"/>
       <w:r>
         <w:rPr>
+          <w:rFonts w:ascii="Arial" w:hAnsi="Arial" w:cs="Arial"/>
           <w:b/>
           <w:bCs/>
           <w:lang w:val="es-ES"/>
@@ -226,7 +242,7 @@
     <w:p>
       <w:pPr>
         <w:spacing w:line="257" w:lineRule="auto"/>
-        <w:ind w:left="2381" w:hanging="2381"/>
+        <w:ind w:left="2835" w:hanging="2835"/>
         <w:jc w:val="both"/>
         <w:rPr>
           <w:b/>
@@ -234,6 +250,13 @@
           <w:lang w:val="es-ES"/>
         </w:rPr>
       </w:pPr>
+      <w:r>
+        <w:rPr>
+          <w:rFonts w:ascii="Arial" w:hAnsi="Arial" w:cs="Arial"/>
+          <w:color w:val="000000" w:themeColor="text1"/>
+        </w:rPr>
+        <w:t>Título:</w:t>
+      </w:r>
       <w:r>
         <w:rPr>
           <w:rFonts w:ascii="Arial" w:hAnsi="Arial" w:cs="Arial"/>
@@ -241,19 +264,11 @@
           <w:sz w:val="20"/>
           <w:szCs w:val="20"/>
         </w:rPr>
-        <w:t>Título:</w:t>
+        <w:tab/>
       </w:r>
       <w:r>
         <w:rPr>
           <w:rFonts w:ascii="Arial" w:hAnsi="Arial" w:cs="Arial"/>
-          <w:color w:val="000000" w:themeColor="text1"/>
-          <w:sz w:val="20"/>
-          <w:szCs w:val="20"/>
-        </w:rPr>
-        <w:tab/>
-      </w:r>
-      <w:r>
-        <w:rPr>
           <w:b/>
           <w:bCs/>
           <w:lang w:val="es-ES"/>
@@ -288,13 +303,10 @@
         <w:rPr>
           <w:rFonts w:ascii="Arial" w:eastAsia="Times New Roman" w:hAnsi="Arial" w:cs="Arial"/>
           <w:color w:val="000000" w:themeColor="text1"/>
-          <w:sz w:val="20"/>
-          <w:szCs w:val="20"/>
           <w:lang w:eastAsia="es-ES"/>
         </w:rPr>
         <w:t>Investigador(a):</w:t>
       </w:r>
-      <w:proofErr w:type="gramStart"/>
       <w:r>
         <w:rPr>
           <w:rFonts w:ascii="Arial" w:eastAsia="Times New Roman" w:hAnsi="Arial" w:cs="Arial"/>
@@ -313,24 +325,26 @@
           <w:szCs w:val="20"/>
           <w:lang w:eastAsia="es-ES"/>
         </w:rPr>
-        <w:t xml:space="preserve">  </w:t>
-      </w:r>
-      <w:r>
-        <w:rPr>
+        <w:tab/>
+      </w:r>
+      <w:r>
+        <w:rPr>
+          <w:rFonts w:ascii="Arial" w:eastAsia="Times New Roman" w:hAnsi="Arial" w:cs="Arial"/>
+          <w:color w:val="000000" w:themeColor="text1"/>
+          <w:sz w:val="20"/>
+          <w:szCs w:val="20"/>
+          <w:lang w:eastAsia="es-ES"/>
+        </w:rPr>
+        <w:tab/>
+      </w:r>
+      <w:r>
+        <w:rPr>
+          <w:rFonts w:ascii="Arial" w:hAnsi="Arial" w:cs="Arial"/>
           <w:b/>
           <w:bCs/>
           <w:lang w:val="es-ES"/>
         </w:rPr>
-        <w:t>$</w:t>
-      </w:r>
-      <w:proofErr w:type="gramEnd"/>
-      <w:r>
-        <w:rPr>
-          <w:b/>
-          <w:bCs/>
-          <w:lang w:val="es-ES"/>
-        </w:rPr>
-        <w:t>{Investigador}</w:t>
+        <w:t>${Investigador}</w:t>
       </w:r>
     </w:p>
     <w:p>
@@ -351,8 +365,6 @@
         <w:rPr>
           <w:rFonts w:ascii="Arial" w:eastAsia="Times New Roman" w:hAnsi="Arial" w:cs="Arial"/>
           <w:color w:val="000000" w:themeColor="text1"/>
-          <w:sz w:val="20"/>
-          <w:szCs w:val="20"/>
           <w:lang w:eastAsia="es-ES"/>
         </w:rPr>
         <w:t>Constancia de aprobación:</w:t>
@@ -366,6 +378,16 @@
           <w:lang w:eastAsia="es-ES"/>
         </w:rPr>
         <w:t xml:space="preserve"> </w:t>
+      </w:r>
+      <w:r>
+        <w:rPr>
+          <w:rFonts w:ascii="Arial" w:eastAsia="Times New Roman" w:hAnsi="Arial" w:cs="Arial"/>
+          <w:color w:val="000000" w:themeColor="text1"/>
+          <w:sz w:val="20"/>
+          <w:szCs w:val="20"/>
+          <w:lang w:eastAsia="es-ES"/>
+        </w:rPr>
+        <w:tab/>
       </w:r>
       <w:r>
         <w:rPr>
@@ -403,31 +425,26 @@
           <w:szCs w:val="20"/>
           <w:lang w:eastAsia="es-ES"/>
         </w:rPr>
-        <w:t xml:space="preserve"> $</w:t>
-      </w:r>
-      <w:r>
-        <w:rPr>
+        <w:t xml:space="preserve"> </w:t>
+      </w:r>
+      <w:r>
+        <w:rPr>
+          <w:rFonts w:ascii="Arial" w:eastAsia="Times New Roman" w:hAnsi="Arial" w:cs="Arial"/>
+          <w:b/>
+          <w:bCs/>
+          <w:color w:val="000000" w:themeColor="text1"/>
+          <w:lang w:eastAsia="es-ES"/>
+        </w:rPr>
+        <w:t>$</w:t>
+      </w:r>
+      <w:r>
+        <w:rPr>
+          <w:rFonts w:ascii="Arial" w:hAnsi="Arial" w:cs="Arial"/>
           <w:b/>
           <w:bCs/>
           <w:lang w:val="es-ES"/>
         </w:rPr>
-        <w:t>{</w:t>
-      </w:r>
-      <w:r>
-        <w:rPr>
-          <w:b/>
-          <w:bCs/>
-          <w:lang w:val="es-ES"/>
-        </w:rPr>
-        <w:t>Constancia</w:t>
-      </w:r>
-      <w:r>
-        <w:rPr>
-          <w:b/>
-          <w:bCs/>
-          <w:lang w:val="es-ES"/>
-        </w:rPr>
-        <w:t>}</w:t>
+        <w:t>{Constancia}</w:t>
       </w:r>
     </w:p>
     <w:p>
@@ -527,7 +544,7 @@
       </w:r>
       <w:r>
         <w:rPr>
-          <w:rFonts w:ascii="Calibri" w:eastAsia="Calibri" w:hAnsi="Calibri" w:cs="Times New Roman"/>
+          <w:rFonts w:ascii="Arial" w:eastAsia="Calibri" w:hAnsi="Arial" w:cs="Arial"/>
           <w:b/>
           <w:bCs/>
           <w:lang w:val="es-ES"/>
@@ -537,7 +554,7 @@
       <w:proofErr w:type="spellStart"/>
       <w:r>
         <w:rPr>
-          <w:rFonts w:ascii="Calibri" w:eastAsia="Calibri" w:hAnsi="Calibri" w:cs="Times New Roman"/>
+          <w:rFonts w:ascii="Arial" w:eastAsia="Calibri" w:hAnsi="Arial" w:cs="Arial"/>
           <w:b/>
           <w:bCs/>
           <w:lang w:val="es-ES"/>
@@ -547,7 +564,7 @@
       <w:proofErr w:type="spellEnd"/>
       <w:r>
         <w:rPr>
-          <w:rFonts w:ascii="Calibri" w:eastAsia="Calibri" w:hAnsi="Calibri" w:cs="Times New Roman"/>
+          <w:rFonts w:ascii="Arial" w:eastAsia="Calibri" w:hAnsi="Arial" w:cs="Arial"/>
           <w:b/>
           <w:bCs/>
           <w:lang w:val="es-ES"/>
@@ -735,6 +752,7 @@
       </w:r>
       <w:r>
         <w:rPr>
+          <w:rFonts w:ascii="Arial" w:hAnsi="Arial" w:cs="Arial"/>
           <w:b/>
           <w:bCs/>
           <w:lang w:val="es-ES"/>
@@ -744,6 +762,7 @@
       <w:proofErr w:type="spellStart"/>
       <w:r>
         <w:rPr>
+          <w:rFonts w:ascii="Arial" w:hAnsi="Arial" w:cs="Arial"/>
           <w:b/>
           <w:bCs/>
         </w:rPr>
@@ -752,6 +771,7 @@
       <w:proofErr w:type="spellEnd"/>
       <w:r>
         <w:rPr>
+          <w:rFonts w:ascii="Arial" w:hAnsi="Arial" w:cs="Arial"/>
           <w:b/>
           <w:bCs/>
           <w:lang w:val="es-ES"/>
@@ -4162,6 +4182,10 @@
 </file>
 
 <file path=customXml/item1.xml><?xml version="1.0" encoding="utf-8"?>
+<b:Sources xmlns:b="http://schemas.openxmlformats.org/officeDocument/2006/bibliography" xmlns="http://schemas.openxmlformats.org/officeDocument/2006/bibliography" SelectedStyle="\APASixthEditionOfficeOnline.xsl" StyleName="APA" Version="6"/>
+</file>
+
+<file path=customXml/item2.xml><?xml version="1.0" encoding="utf-8"?>
 <ct:contentTypeSchema xmlns:ct="http://schemas.microsoft.com/office/2006/metadata/contentType" xmlns:ma="http://schemas.microsoft.com/office/2006/metadata/properties/metaAttributes" ct:_="" ma:_="" ma:contentTypeName="Documento" ma:contentTypeID="0x010100BE85DE73EBD93C4185161CBC7A2BFDB6" ma:contentTypeVersion="13" ma:contentTypeDescription="Crear nuevo documento." ma:contentTypeScope="" ma:versionID="e9c922a56dbb8e9035df8594d35a33f8">
   <xsd:schema xmlns:xsd="http://www.w3.org/2001/XMLSchema" xmlns:xs="http://www.w3.org/2001/XMLSchema" xmlns:p="http://schemas.microsoft.com/office/2006/metadata/properties" xmlns:ns3="b58a45db-cf66-4211-81b4-f523a4f46e46" xmlns:ns4="d6f417fd-ab23-4efa-ba89-903a19ea64c8" targetNamespace="http://schemas.microsoft.com/office/2006/metadata/properties" ma:root="true" ma:fieldsID="9eb2b16dde663470cfc0a101b39195b9" ns3:_="" ns4:_="">
     <xsd:import namespace="b58a45db-cf66-4211-81b4-f523a4f46e46"/>
@@ -4384,11 +4408,13 @@
 </ct:contentTypeSchema>
 </file>
 
-<file path=customXml/item2.xml><?xml version="1.0" encoding="utf-8"?>
-<b:Sources xmlns:b="http://schemas.openxmlformats.org/officeDocument/2006/bibliography" xmlns="http://schemas.openxmlformats.org/officeDocument/2006/bibliography" SelectedStyle="\APASixthEditionOfficeOnline.xsl" StyleName="APA" Version="6"/>
+<file path=customXml/item3.xml><?xml version="1.0" encoding="utf-8"?>
+<p:properties xmlns:p="http://schemas.microsoft.com/office/2006/metadata/properties" xmlns:xsi="http://www.w3.org/2001/XMLSchema-instance" xmlns:pc="http://schemas.microsoft.com/office/infopath/2007/PartnerControls">
+  <documentManagement/>
+</p:properties>
 </file>
 
-<file path=customXml/item3.xml><?xml version="1.0" encoding="utf-8"?>
+<file path=customXml/item4.xml><?xml version="1.0" encoding="utf-8"?>
 <?mso-contentType ?>
 <FormTemplates xmlns="http://schemas.microsoft.com/sharepoint/v3/contenttype/forms">
   <Display>DocumentLibraryForm</Display>
@@ -4397,13 +4423,15 @@
 </FormTemplates>
 </file>
 
-<file path=customXml/item4.xml><?xml version="1.0" encoding="utf-8"?>
-<p:properties xmlns:p="http://schemas.microsoft.com/office/2006/metadata/properties" xmlns:xsi="http://www.w3.org/2001/XMLSchema-instance" xmlns:pc="http://schemas.microsoft.com/office/infopath/2007/PartnerControls">
-  <documentManagement/>
-</p:properties>
+<file path=customXml/itemProps1.xml><?xml version="1.0" encoding="utf-8"?>
+<ds:datastoreItem xmlns:ds="http://schemas.openxmlformats.org/officeDocument/2006/customXml" ds:itemID="{B50968E7-C7A6-449B-9E7D-EF506246912B}">
+  <ds:schemaRefs>
+    <ds:schemaRef ds:uri="http://schemas.openxmlformats.org/officeDocument/2006/bibliography"/>
+  </ds:schemaRefs>
+</ds:datastoreItem>
 </file>
 
-<file path=customXml/itemProps1.xml><?xml version="1.0" encoding="utf-8"?>
+<file path=customXml/itemProps2.xml><?xml version="1.0" encoding="utf-8"?>
 <ds:datastoreItem xmlns:ds="http://schemas.openxmlformats.org/officeDocument/2006/customXml" ds:itemID="{C7A8DDB6-D348-4AA8-B0EB-27C4338299B6}">
   <ds:schemaRefs>
     <ds:schemaRef ds:uri="http://schemas.microsoft.com/office/2006/metadata/contentType"/>
@@ -4422,27 +4450,19 @@
 </ds:datastoreItem>
 </file>
 
-<file path=customXml/itemProps2.xml><?xml version="1.0" encoding="utf-8"?>
-<ds:datastoreItem xmlns:ds="http://schemas.openxmlformats.org/officeDocument/2006/customXml" ds:itemID="{B50968E7-C7A6-449B-9E7D-EF506246912B}">
-  <ds:schemaRefs>
-    <ds:schemaRef ds:uri="http://schemas.openxmlformats.org/officeDocument/2006/bibliography"/>
-  </ds:schemaRefs>
-</ds:datastoreItem>
-</file>
-
 <file path=customXml/itemProps3.xml><?xml version="1.0" encoding="utf-8"?>
-<ds:datastoreItem xmlns:ds="http://schemas.openxmlformats.org/officeDocument/2006/customXml" ds:itemID="{DF338797-1AB1-48E7-831C-55B0A5CC2744}">
-  <ds:schemaRefs>
-    <ds:schemaRef ds:uri="http://schemas.microsoft.com/sharepoint/v3/contenttype/forms"/>
-  </ds:schemaRefs>
-</ds:datastoreItem>
-</file>
-
-<file path=customXml/itemProps4.xml><?xml version="1.0" encoding="utf-8"?>
 <ds:datastoreItem xmlns:ds="http://schemas.openxmlformats.org/officeDocument/2006/customXml" ds:itemID="{D2179B96-3949-4A5D-9D7A-4662847ADFEF}">
   <ds:schemaRefs>
     <ds:schemaRef ds:uri="http://schemas.microsoft.com/office/2006/metadata/properties"/>
     <ds:schemaRef ds:uri="http://schemas.microsoft.com/office/infopath/2007/PartnerControls"/>
   </ds:schemaRefs>
 </ds:datastoreItem>
+</file>
+
+<file path=customXml/itemProps4.xml><?xml version="1.0" encoding="utf-8"?>
+<ds:datastoreItem xmlns:ds="http://schemas.openxmlformats.org/officeDocument/2006/customXml" ds:itemID="{DF338797-1AB1-48E7-831C-55B0A5CC2744}">
+  <ds:schemaRefs>
+    <ds:schemaRef ds:uri="http://schemas.microsoft.com/sharepoint/v3/contenttype/forms"/>
+  </ds:schemaRefs>
+</ds:datastoreItem>
 </file>
--- a/src/main/plantillas/Extension.docx
+++ b/src/main/plantillas/Extension.docx
@@ -287,7 +287,7 @@
           <w:tab w:val="left" w:pos="7938"/>
         </w:tabs>
         <w:spacing w:line="240" w:lineRule="auto"/>
-        <w:ind w:left="2268" w:hanging="2268"/>
+        <w:ind w:left="2835" w:hanging="2835"/>
         <w:jc w:val="both"/>
         <w:rPr>
           <w:rFonts w:ascii="Arial" w:eastAsia="Times New Roman" w:hAnsi="Arial" w:cs="Arial"/>
@@ -329,16 +329,6 @@
       </w:r>
       <w:r>
         <w:rPr>
-          <w:rFonts w:ascii="Arial" w:eastAsia="Times New Roman" w:hAnsi="Arial" w:cs="Arial"/>
-          <w:color w:val="000000" w:themeColor="text1"/>
-          <w:sz w:val="20"/>
-          <w:szCs w:val="20"/>
-          <w:lang w:eastAsia="es-ES"/>
-        </w:rPr>
-        <w:tab/>
-      </w:r>
-      <w:r>
-        <w:rPr>
           <w:rFonts w:ascii="Arial" w:hAnsi="Arial" w:cs="Arial"/>
           <w:b/>
           <w:bCs/>
@@ -667,6 +657,7 @@
           <w:color w:val="000000"/>
           <w:sz w:val="20"/>
           <w:szCs w:val="20"/>
+          <w:lang w:val="es-ES"/>
         </w:rPr>
       </w:pPr>
     </w:p>
@@ -683,6 +674,7 @@
       </w:pPr>
       <w:r>
         <w:rPr>
+          <w:rFonts w:ascii="Arial" w:hAnsi="Arial" w:cs="Arial"/>
           <w:noProof/>
         </w:rPr>
         <w:drawing>
@@ -737,9 +729,16 @@
       </w:r>
       <w:r>
         <w:rPr>
+          <w:rFonts w:ascii="Arial" w:hAnsi="Arial" w:cs="Arial"/>
           <w:noProof/>
         </w:rPr>
-        <w:t>Lima,</w:t>
+        <w:t>Lima</w:t>
+      </w:r>
+      <w:r>
+        <w:rPr>
+          <w:noProof/>
+        </w:rPr>
+        <w:t>,</w:t>
       </w:r>
       <w:r>
         <w:rPr>
@@ -753,8 +752,6 @@
       <w:r>
         <w:rPr>
           <w:rFonts w:ascii="Arial" w:hAnsi="Arial" w:cs="Arial"/>
-          <w:b/>
-          <w:bCs/>
           <w:lang w:val="es-ES"/>
         </w:rPr>
         <w:t>${</w:t>
@@ -763,8 +760,6 @@
       <w:r>
         <w:rPr>
           <w:rFonts w:ascii="Arial" w:hAnsi="Arial" w:cs="Arial"/>
-          <w:b/>
-          <w:bCs/>
         </w:rPr>
         <w:t>AprDesde</w:t>
       </w:r>
@@ -772,8 +767,6 @@
       <w:r>
         <w:rPr>
           <w:rFonts w:ascii="Arial" w:hAnsi="Arial" w:cs="Arial"/>
-          <w:b/>
-          <w:bCs/>
           <w:lang w:val="es-ES"/>
         </w:rPr>
         <w:t>}</w:t>
